--- a/Fase 2/Evidencias Proyecto/Evidencias de documentación/08_Plan_Gestion_Costos_Presupuesto.docx
+++ b/Fase 2/Evidencias Proyecto/Evidencias de documentación/08_Plan_Gestion_Costos_Presupuesto.docx
@@ -497,7 +497,7 @@
                 <w:sz w:val="20"/>
                 <w:szCs w:val="20"/>
               </w:rPr>
-              <w:t>1.0</w:t>
+              <w:t>1.1</w:t>
             </w:r>
           </w:p>
         </w:tc>
@@ -4934,7 +4934,7 @@
           <w:sz w:val="22"/>
           <w:szCs w:val="22"/>
         </w:rPr>
-        <w:t>Costos de operación del primer año (no forman parte del presupuesto del proyecto y los asume el negocio al pasar a producción): servidor VPS en Santiago $238.800 anual (IVA incluido), dominio $9.990, certificado SSL Let's Encrypt $0 y comisiones de la pasarela por abono (sección 8.4).</w:t>
+        <w:t>Costos de operación del primer año (no forman parte del presupuesto del proyecto y los asume el negocio al pasar a producción): servidor de aplicaciones (referencia: VPS en Santiago, $238.800 anual con IVA incluido; proveedor por definir, SC-20), dominio $9.990, certificado SSL Let's Encrypt $0 y comisiones de la pasarela por abono (sección 8.4). La base de datos opera desde el 20-10-2026 en Supabase (SC-18): el plan Free no tiene costo, pero suspende el proyecto tras una semana de inactividad y no incluye respaldos; el plan Pro cuesta desde US$ 25 al mes e incluye 7 días de respaldos (Supabase, 2026). El plan de producción se definirá junto con SC-20; mientras tanto, el ROI mantiene como referencia el costo del VPS.</w:t>
       </w:r>
     </w:p>
     <w:p>
@@ -13913,7 +13913,7 @@
                 <w:sz w:val="18"/>
                 <w:szCs w:val="18"/>
               </w:rPr>
-              <w:t>Costo operativo anual (VPS, dominio)</w:t>
+              <w:t>Costo operativo anual (servidor de referencia VPS, dominio)</w:t>
             </w:r>
           </w:p>
         </w:tc>
@@ -15551,7 +15551,7 @@
           <w:sz w:val="22"/>
           <w:szCs w:val="22"/>
         </w:rPr>
-        <w:t xml:space="preserve"> al escenario futuro en que la base de datos y el sistema se trasladen a un proveedor cloud por necesidades de escalabilidad. La puesta en marcha inicial se plantea en un VPS ubicado en Santiago (vista física actual del DAS).</w:t>
+        <w:t xml:space="preserve"> al escenario futuro en que la base de datos y el sistema se trasladen a un proveedor cloud por necesidades de escalabilidad. Desde el 20-10-2026 la base de datos opera en Supabase (región us-west-2, EE. UU.; SC-18) y el alojamiento de la API queda por definir (SC-20); esta sección se mantiene como análisis de escalamiento.</w:t>
       </w:r>
     </w:p>
     <w:p>
@@ -25937,7 +25937,7 @@
           <w:sz w:val="22"/>
           <w:szCs w:val="22"/>
         </w:rPr>
-        <w:t>Recomendación:</w:t>
+        <w:t>Recomendación (análisis de escalamiento): un VPS en Santiago es la alternativa de menor costo con datos en Chile hasta 6 sucursales; la implementación actual usa Supabase en EE. UU. con la transferencia internacional declarada (SC-18).</w:t>
       </w:r>
       <w:r>
         <w:rPr>
@@ -25945,7 +25945,7 @@
           <w:sz w:val="22"/>
           <w:szCs w:val="22"/>
         </w:rPr>
-        <w:t xml:space="preserve"> mantener el VPS en Santiago mientras el negocio opere hasta 6 sucursales (menor costo y datos en Chile). Para el escenario alto, preferir un proveedor con </w:t>
+        <w:t xml:space="preserve"> Para el escenario alto, preferir un proveedor con </w:t>
       </w:r>
       <w:r>
         <w:rPr>
@@ -28825,6 +28825,20 @@
           <w:sz w:val="22"/>
           <w:szCs w:val="22"/>
         </w:rPr>
+        <w:t>Supabase. (2026). Pricing. Recuperado el 22 de octubre de 2026, de https://supabase.com/pricing</w:t>
+      </w:r>
+    </w:p>
+    <w:p>
+      <w:pPr>
+        <w:spacing w:before="0" w:after="120" w:line="360" w:lineRule="auto"/>
+        <w:ind w:left="720" w:hanging="720"/>
+      </w:pPr>
+      <w:r>
+        <w:rPr>
+          <w:rFonts w:ascii="Arial" w:hAnsi="Arial" w:cs="Arial" w:eastAsia="Arial"/>
+          <w:sz w:val="22"/>
+          <w:szCs w:val="22"/>
+        </w:rPr>
         <w:t xml:space="preserve">Transbank. (2026). </w:t>
       </w:r>
       <w:r>

--- a/Fase 2/Evidencias Proyecto/Evidencias de documentación/08_Plan_Gestion_Costos_Presupuesto.docx
+++ b/Fase 2/Evidencias Proyecto/Evidencias de documentación/08_Plan_Gestion_Costos_Presupuesto.docx
@@ -4934,7 +4934,7 @@
           <w:sz w:val="22"/>
           <w:szCs w:val="22"/>
         </w:rPr>
-        <w:t>Costos de operación del primer año (no forman parte del presupuesto del proyecto y los asume el negocio al pasar a producción): servidor de aplicaciones (referencia: VPS en Santiago, $238.800 anual con IVA incluido; proveedor por definir, SC-20), dominio $9.990, certificado SSL Let's Encrypt $0 y comisiones de la pasarela por abono (sección 8.4). La base de datos opera desde el 20-10-2026 en Supabase (SC-18): el plan Free no tiene costo, pero suspende el proyecto tras una semana de inactividad y no incluye respaldos; el plan Pro cuesta desde US$ 25 al mes e incluye 7 días de respaldos (Supabase, 2026). El plan de producción se definirá junto con SC-20; mientras tanto, el ROI mantiene como referencia el costo del VPS.</w:t>
+        <w:t>Costos de operación del primer año (no forman parte del presupuesto del proyecto y los asume el negocio al pasar a producción): servidor de aplicaciones (referencia conservadora: VPS en Santiago, $238.800 anual con IVA incluido; con SC-20 la API se publica en Supabase y solo falta alojar el sitio web estático), dominio $9.990, certificado SSL Let's Encrypt $0 y comisiones de la pasarela por abono (sección 8.4). La base de datos opera desde el 20-10-2026 en Supabase (SC-18): el plan Free no tiene costo, pero suspende el proyecto tras una semana de inactividad y no incluye respaldos; el plan Pro cuesta desde US$ 25 al mes e incluye 7 días de respaldos (Supabase, 2026). El plan de producción de Supabase se definirá antes de la puesta en marcha (SC-19); el ROI mantiene como referencia el costo del VPS, que es mayor.</w:t>
       </w:r>
     </w:p>
     <w:p>
@@ -15551,7 +15551,7 @@
           <w:sz w:val="22"/>
           <w:szCs w:val="22"/>
         </w:rPr>
-        <w:t xml:space="preserve"> al escenario futuro en que la base de datos y el sistema se trasladen a un proveedor cloud por necesidades de escalabilidad. Desde el 20-10-2026 la base de datos opera en Supabase (región us-west-2, EE. UU.; SC-18) y el alojamiento de la API queda por definir (SC-20); esta sección se mantiene como análisis de escalamiento.</w:t>
+        <w:t xml:space="preserve"> al escenario futuro en que la base de datos y el sistema se trasladen a un proveedor cloud por necesidades de escalabilidad. Desde el 20-10-2026 la base de datos opera en Supabase (región us-west-2, EE. UU.; SC-18) y desde el 22-10-2026 también publica la API (SC-20); esta sección se mantiene como análisis de escalamiento.</w:t>
       </w:r>
     </w:p>
     <w:p>
